--- a/docs/PDR-v2.1.3.docx
+++ b/docs/PDR-v2.1.3.docx
@@ -1012,21 +1012,49 @@
           <w:sz w:val="21"/>
           <w:szCs w:val="21"/>
         </w:rPr>
-        <w:t xml:space="preserve">- C 的 int 溢出会回绕、char 可能是有符号的，Python 的整数是无限精度 ——</w:t>
-      </w:r>
-    </w:p>
-    <w:p>
-      <w:pPr>
-        <w:spacing w:before="0" w:after="0" w:line="300" w:lineRule="auto"/>
-        <w:ind w:firstLine="0"/>
-      </w:pPr>
-      <w:r>
-        <w:rPr>
-          <w:rFonts w:ascii="Times New Roman" w:hAnsi="Times New Roman" w:eastAsia="宋体"/>
-          <w:sz w:val="21"/>
-          <w:szCs w:val="21"/>
-        </w:rPr>
-        <w:t xml:space="preserve">  这个差别在散列那几节特别明显</w:t>
+        <w:t xml:space="preserve">- 同一段逻辑换个语言容易写出"语法对、意思错"的版本。比如 KMP 求 next 表</w:t>
+      </w:r>
+    </w:p>
+    <w:p>
+      <w:pPr>
+        <w:spacing w:before="0" w:after="0" w:line="300" w:lineRule="auto"/>
+        <w:ind w:firstLine="0"/>
+      </w:pPr>
+      <w:r>
+        <w:rPr>
+          <w:rFonts w:ascii="Times New Roman" w:hAnsi="Times New Roman" w:eastAsia="宋体"/>
+          <w:sz w:val="21"/>
+          <w:szCs w:val="21"/>
+        </w:rPr>
+        <w:t xml:space="preserve">  用的是 while 而不是 for，因为失配时要把长度退回到次长的前后缀接着试，</w:t>
+      </w:r>
+    </w:p>
+    <w:p>
+      <w:pPr>
+        <w:spacing w:before="0" w:after="0" w:line="300" w:lineRule="auto"/>
+        <w:ind w:firstLine="0"/>
+      </w:pPr>
+      <w:r>
+        <w:rPr>
+          <w:rFonts w:ascii="Times New Roman" w:hAnsi="Times New Roman" w:eastAsia="宋体"/>
+          <w:sz w:val="21"/>
+          <w:szCs w:val="21"/>
+        </w:rPr>
+        <w:t xml:space="preserve">  这个"退"不是简单的循环变量减一；C 和 Python 都能写对，但抄错一步</w:t>
+      </w:r>
+    </w:p>
+    <w:p>
+      <w:pPr>
+        <w:spacing w:before="0" w:after="0" w:line="300" w:lineRule="auto"/>
+        <w:ind w:firstLine="0"/>
+      </w:pPr>
+      <w:r>
+        <w:rPr>
+          <w:rFonts w:ascii="Times New Roman" w:hAnsi="Times New Roman" w:eastAsia="宋体"/>
+          <w:sz w:val="21"/>
+          <w:szCs w:val="21"/>
+        </w:rPr>
+        <w:t xml:space="preserve">  就变成死循环或者错的后缀表，而且编译/解释都不报错</w:t>
       </w:r>
     </w:p>
     <w:p>
@@ -2385,7 +2413,7 @@
           <w:sz w:val="21"/>
           <w:szCs w:val="21"/>
         </w:rPr>
-        <w:t xml:space="preserve">项目里那 186 个模块本来就是分好块的材料。我一直对 AI 感兴趣，就想到能不能</w:t>
+        <w:t xml:space="preserve">项目里那 214 个模块本来就是分好块的材料。我一直对 AI 感兴趣，就想到能不能</w:t>
       </w:r>
     </w:p>
     <w:p>
@@ -2418,17 +2446,8 @@
     </w:p>
     <w:p>
       <w:pPr>
-        <w:spacing w:before="0" w:after="0" w:line="300" w:lineRule="auto"/>
-        <w:ind w:firstLine="0"/>
-      </w:pPr>
-      <w:r>
-        <w:rPr>
-          <w:rFonts w:ascii="Times New Roman" w:hAnsi="Times New Roman" w:eastAsia="宋体"/>
-          <w:sz w:val="21"/>
-          <w:szCs w:val="21"/>
-        </w:rPr>
-        <w:t xml:space="preserve">检索用的是"倒排索引"，就是数据结构课上学的那个——先建一张</w:t>
-      </w:r>
+        <w:spacing w:before="0" w:after="0"/>
+      </w:pPr>
     </w:p>
     <w:p>
       <w:pPr>
@@ -2441,63 +2460,350 @@
           <w:sz w:val="19"/>
           <w:szCs w:val="19"/>
         </w:rPr>
-        <w:t xml:space="preserve">"词 → 哪些模块里有这个词"的表，查的时候直接跳过去。</w:t>
-      </w:r>
-    </w:p>
-    <w:p>
-      <w:pPr>
-        <w:spacing w:before="0" w:after="0" w:line="300" w:lineRule="auto"/>
-        <w:ind w:firstLine="0"/>
-      </w:pPr>
-      <w:r>
-        <w:rPr>
-          <w:rFonts w:ascii="Times New Roman" w:hAnsi="Times New Roman" w:eastAsia="宋体"/>
-          <w:sz w:val="21"/>
-          <w:szCs w:val="21"/>
-        </w:rPr>
-        <w:t xml:space="preserve">这是这个项目里我唯一能说清原理的地方。</w:t>
-      </w:r>
-    </w:p>
-    <w:p>
-      <w:pPr>
-        <w:spacing w:before="0" w:after="0" w:line="300" w:lineRule="auto"/>
-        <w:ind w:firstLine="0"/>
-      </w:pPr>
-      <w:r>
-        <w:rPr>
-          <w:rFonts w:ascii="Times New Roman" w:hAnsi="Times New Roman" w:eastAsia="宋体"/>
-          <w:sz w:val="21"/>
-          <w:szCs w:val="21"/>
-        </w:rPr>
-        <w:t xml:space="preserve">踩过一个坑：一开始按单个汉字切，查"指针"返回的第一个是"头文件与 typedef"</w:t>
-      </w:r>
-    </w:p>
-    <w:p>
-      <w:pPr>
-        <w:spacing w:before="0" w:after="0" w:line="300" w:lineRule="auto"/>
-        <w:ind w:firstLine="0"/>
-      </w:pPr>
-      <w:r>
-        <w:rPr>
-          <w:rFonts w:ascii="Times New Roman" w:hAnsi="Times New Roman" w:eastAsia="宋体"/>
-          <w:sz w:val="21"/>
-          <w:szCs w:val="21"/>
-        </w:rPr>
-        <w:t xml:space="preserve">——因为"指"和"针"在很多模块里都出现过。后来改成按相邻两个字切才有意义。</w:t>
-      </w:r>
-    </w:p>
-    <w:p>
-      <w:pPr>
-        <w:spacing w:before="0" w:after="0" w:line="300" w:lineRule="auto"/>
-        <w:ind w:firstLine="0"/>
-      </w:pPr>
-      <w:r>
-        <w:rPr>
-          <w:rFonts w:ascii="Times New Roman" w:hAnsi="Times New Roman" w:eastAsia="宋体"/>
-          <w:sz w:val="21"/>
-          <w:szCs w:val="21"/>
-        </w:rPr>
-        <w:t xml:space="preserve">这个工具现在还不算好用，检索有时候找不到。不过检索和生成是分开的，</w:t>
+        <w:t xml:space="preserve">检索分两层。第一层是"倒排索引"，先建一张"词 → 哪些模块里有这个词"的表，</w:t>
+      </w:r>
+    </w:p>
+    <w:p>
+      <w:pPr>
+        <w:spacing w:before="0" w:after="0" w:line="300" w:lineRule="auto"/>
+        <w:ind w:firstLine="0"/>
+      </w:pPr>
+      <w:r>
+        <w:rPr>
+          <w:rFonts w:ascii="Times New Roman" w:hAnsi="Times New Roman" w:eastAsia="宋体"/>
+          <w:sz w:val="21"/>
+          <w:szCs w:val="21"/>
+        </w:rPr>
+        <w:t xml:space="preserve">查的时候直接跳过去，负责快速圈出候选。</w:t>
+      </w:r>
+    </w:p>
+    <w:p>
+      <w:pPr>
+        <w:spacing w:before="0" w:after="0"/>
+      </w:pPr>
+    </w:p>
+    <w:p>
+      <w:pPr>
+        <w:spacing w:before="0" w:after="0" w:line="300" w:lineRule="auto"/>
+        <w:ind w:firstLine="0"/>
+      </w:pPr>
+      <w:r>
+        <w:rPr>
+          <w:rFonts w:ascii="Times New Roman" w:hAnsi="Times New Roman" w:eastAsia="宋体"/>
+          <w:sz w:val="21"/>
+          <w:szCs w:val="21"/>
+        </w:rPr>
+        <w:t xml:space="preserve">第二层用 **KMP**，这是字符串那一章讲的东西，也是这个工具里我唯一能说清</w:t>
+      </w:r>
+    </w:p>
+    <w:p>
+      <w:pPr>
+        <w:spacing w:before="0" w:after="0" w:line="300" w:lineRule="auto"/>
+        <w:ind w:firstLine="0"/>
+      </w:pPr>
+      <w:r>
+        <w:rPr>
+          <w:rFonts w:ascii="Times New Roman" w:hAnsi="Times New Roman" w:eastAsia="宋体"/>
+          <w:sz w:val="21"/>
+          <w:szCs w:val="21"/>
+        </w:rPr>
+        <w:t xml:space="preserve">原理的地方：模式匹配最直白的写法是一个字符一个字符比，失配了就把主串往回</w:t>
+      </w:r>
+    </w:p>
+    <w:p>
+      <w:pPr>
+        <w:spacing w:before="0" w:after="0" w:line="300" w:lineRule="auto"/>
+        <w:ind w:firstLine="0"/>
+      </w:pPr>
+      <w:r>
+        <w:rPr>
+          <w:rFonts w:ascii="Times New Roman" w:hAnsi="Times New Roman" w:eastAsia="宋体"/>
+          <w:sz w:val="21"/>
+          <w:szCs w:val="21"/>
+        </w:rPr>
+        <w:t xml:space="preserve">退重来，最坏要 O(n×m)；KMP 先在模式串上算一张 next 表，记下"前几位里最长</w:t>
+      </w:r>
+    </w:p>
+    <w:p>
+      <w:pPr>
+        <w:spacing w:before="0" w:after="0" w:line="300" w:lineRule="auto"/>
+        <w:ind w:firstLine="0"/>
+      </w:pPr>
+      <w:r>
+        <w:rPr>
+          <w:rFonts w:ascii="Times New Roman" w:hAnsi="Times New Roman" w:eastAsia="宋体"/>
+          <w:sz w:val="21"/>
+          <w:szCs w:val="21"/>
+        </w:rPr>
+        <w:t xml:space="preserve">的那个既是前缀又是后缀的长度"，失配时靠这张表决定下一步从哪儿接着比，</w:t>
+      </w:r>
+    </w:p>
+    <w:p>
+      <w:pPr>
+        <w:spacing w:before="0" w:after="0" w:line="300" w:lineRule="auto"/>
+        <w:ind w:firstLine="0"/>
+      </w:pPr>
+      <w:r>
+        <w:rPr>
+          <w:rFonts w:ascii="Times New Roman" w:hAnsi="Times New Roman" w:eastAsia="宋体"/>
+          <w:sz w:val="21"/>
+          <w:szCs w:val="21"/>
+        </w:rPr>
+        <w:t xml:space="preserve">主串指针一直往前不回退，复杂度降到 O(n+m)，而且能数出出现了几次（含重叠）。</w:t>
+      </w:r>
+    </w:p>
+    <w:p>
+      <w:pPr>
+        <w:spacing w:before="0" w:after="0"/>
+      </w:pPr>
+    </w:p>
+    <w:p>
+      <w:pPr>
+        <w:spacing w:before="0" w:after="0" w:line="300" w:lineRule="auto"/>
+        <w:ind w:firstLine="0"/>
+      </w:pPr>
+      <w:r>
+        <w:rPr>
+          <w:rFonts w:ascii="Times New Roman" w:hAnsi="Times New Roman" w:eastAsia="宋体"/>
+          <w:sz w:val="21"/>
+          <w:szCs w:val="21"/>
+        </w:rPr>
+        <w:t xml:space="preserve">放在检索里的用处是：倒排索引只回答"这个词在不在这个模块里"，不管出现几次。</w:t>
+      </w:r>
+    </w:p>
+    <w:p>
+      <w:pPr>
+        <w:spacing w:before="0" w:after="0" w:line="300" w:lineRule="auto"/>
+        <w:ind w:firstLine="0"/>
+      </w:pPr>
+      <w:r>
+        <w:rPr>
+          <w:rFonts w:ascii="Times New Roman" w:hAnsi="Times New Roman" w:eastAsia="宋体"/>
+          <w:sz w:val="21"/>
+          <w:szCs w:val="21"/>
+        </w:rPr>
+        <w:t xml:space="preserve">圈出候选之后，再用 KMP 在标题类文本里数一遍每个词真实出现多少次，</w:t>
+      </w:r>
+    </w:p>
+    <w:p>
+      <w:pPr>
+        <w:spacing w:before="0" w:after="0" w:line="300" w:lineRule="auto"/>
+        <w:ind w:firstLine="0"/>
+      </w:pPr>
+      <w:r>
+        <w:rPr>
+          <w:rFonts w:ascii="Times New Roman" w:hAnsi="Times New Roman" w:eastAsia="宋体"/>
+          <w:sz w:val="21"/>
+          <w:szCs w:val="21"/>
+        </w:rPr>
+        <w:t xml:space="preserve">把"只是提了一嘴"和"整段都在讲它"区分开。</w:t>
+      </w:r>
+    </w:p>
+    <w:p>
+      <w:pPr>
+        <w:spacing w:before="0" w:after="0"/>
+      </w:pPr>
+    </w:p>
+    <w:p>
+      <w:pPr>
+        <w:spacing w:before="0" w:after="0" w:line="300" w:lineRule="auto"/>
+        <w:ind w:firstLine="0"/>
+      </w:pPr>
+      <w:r>
+        <w:rPr>
+          <w:rFonts w:ascii="Times New Roman" w:hAnsi="Times New Roman" w:eastAsia="宋体"/>
+          <w:sz w:val="21"/>
+          <w:szCs w:val="21"/>
+        </w:rPr>
+        <w:t xml:space="preserve">这里我踩过两个坑，都挺典型：</w:t>
+      </w:r>
+    </w:p>
+    <w:p>
+      <w:pPr>
+        <w:spacing w:before="0" w:after="0"/>
+      </w:pPr>
+    </w:p>
+    <w:p>
+      <w:pPr>
+        <w:spacing w:before="0" w:after="0" w:line="300" w:lineRule="auto"/>
+        <w:ind w:firstLine="0"/>
+      </w:pPr>
+      <w:r>
+        <w:rPr>
+          <w:rFonts w:ascii="Times New Roman" w:hAnsi="Times New Roman" w:eastAsia="宋体"/>
+          <w:sz w:val="21"/>
+          <w:szCs w:val="21"/>
+        </w:rPr>
+        <w:t xml:space="preserve">  一个是切词。一开始按单个汉字切，查"指针"返回的第一个是"头文件与 typedef"</w:t>
+      </w:r>
+    </w:p>
+    <w:p>
+      <w:pPr>
+        <w:spacing w:before="0" w:after="0" w:line="300" w:lineRule="auto"/>
+        <w:ind w:firstLine="0"/>
+      </w:pPr>
+      <w:r>
+        <w:rPr>
+          <w:rFonts w:ascii="Times New Roman" w:hAnsi="Times New Roman" w:eastAsia="宋体"/>
+          <w:sz w:val="21"/>
+          <w:szCs w:val="21"/>
+        </w:rPr>
+        <w:t xml:space="preserve">  ——因为"指"和"针"在很多模块里都出现过。后来改成按相邻两个字切成词组。</w:t>
+      </w:r>
+    </w:p>
+    <w:p>
+      <w:pPr>
+        <w:spacing w:before="0" w:after="0"/>
+      </w:pPr>
+    </w:p>
+    <w:p>
+      <w:pPr>
+        <w:spacing w:before="0" w:after="0" w:line="300" w:lineRule="auto"/>
+        <w:ind w:firstLine="0"/>
+      </w:pPr>
+      <w:r>
+        <w:rPr>
+          <w:rFonts w:ascii="Times New Roman" w:hAnsi="Times New Roman" w:eastAsia="宋体"/>
+          <w:sz w:val="21"/>
+          <w:szCs w:val="21"/>
+        </w:rPr>
+        <w:t xml:space="preserve">  另一个是权重没分词的"具体程度"：反排索引把查询切成"快/快速/速/速排/</w:t>
+      </w:r>
+    </w:p>
+    <w:p>
+      <w:pPr>
+        <w:spacing w:before="0" w:after="0" w:line="300" w:lineRule="auto"/>
+        <w:ind w:firstLine="0"/>
+      </w:pPr>
+      <w:r>
+        <w:rPr>
+          <w:rFonts w:ascii="Times New Roman" w:hAnsi="Times New Roman" w:eastAsia="宋体"/>
+          <w:sz w:val="21"/>
+          <w:szCs w:val="21"/>
+        </w:rPr>
+        <w:t xml:space="preserve">  排序/序"这些碎片，短碎片到处都是，结果查"快速排序"返回的是希尔排序。</w:t>
+      </w:r>
+    </w:p>
+    <w:p>
+      <w:pPr>
+        <w:spacing w:before="0" w:after="0" w:line="300" w:lineRule="auto"/>
+        <w:ind w:firstLine="0"/>
+      </w:pPr>
+      <w:r>
+        <w:rPr>
+          <w:rFonts w:ascii="Times New Roman" w:hAnsi="Times New Roman" w:eastAsia="宋体"/>
+          <w:sz w:val="21"/>
+          <w:szCs w:val="21"/>
+        </w:rPr>
+        <w:t xml:space="preserve">  给 KMP 那一层按词长加权（"快速排序"比"排序"值钱得多），并且把节标题、</w:t>
+      </w:r>
+    </w:p>
+    <w:p>
+      <w:pPr>
+        <w:spacing w:before="0" w:after="0" w:line="300" w:lineRule="auto"/>
+        <w:ind w:firstLine="0"/>
+      </w:pPr>
+      <w:r>
+        <w:rPr>
+          <w:rFonts w:ascii="Times New Roman" w:hAnsi="Times New Roman" w:eastAsia="宋体"/>
+          <w:sz w:val="21"/>
+          <w:szCs w:val="21"/>
+        </w:rPr>
+        <w:t xml:space="preserve">  章标题也纳入比对之后才对——现在查"快速排序"命中的就是那一节。</w:t>
+      </w:r>
+    </w:p>
+    <w:p>
+      <w:pPr>
+        <w:spacing w:before="0" w:after="0"/>
+      </w:pPr>
+    </w:p>
+    <w:p>
+      <w:pPr>
+        <w:spacing w:before="0" w:after="0" w:line="300" w:lineRule="auto"/>
+        <w:ind w:firstLine="0"/>
+      </w:pPr>
+      <w:r>
+        <w:rPr>
+          <w:rFonts w:ascii="Times New Roman" w:hAnsi="Times New Roman" w:eastAsia="宋体"/>
+          <w:sz w:val="21"/>
+          <w:szCs w:val="21"/>
+        </w:rPr>
+        <w:t xml:space="preserve">还有一个不算坑但值得记的：这个工具一开始只装了 186 个模块，链表那一节</w:t>
+      </w:r>
+    </w:p>
+    <w:p>
+      <w:pPr>
+        <w:spacing w:before="0" w:after="0" w:line="300" w:lineRule="auto"/>
+        <w:ind w:firstLine="0"/>
+      </w:pPr>
+      <w:r>
+        <w:rPr>
+          <w:rFonts w:ascii="Times New Roman" w:hAnsi="Times New Roman" w:eastAsia="宋体"/>
+          <w:sz w:val="21"/>
+          <w:szCs w:val="21"/>
+        </w:rPr>
+        <w:t xml:space="preserve">26 个模块整个是空的。原因是模块清单是从 tree.json 读的，而大模块在</w:t>
+      </w:r>
+    </w:p>
+    <w:p>
+      <w:pPr>
+        <w:spacing w:before="0" w:after="0" w:line="300" w:lineRule="auto"/>
+        <w:ind w:firstLine="0"/>
+      </w:pPr>
+      <w:r>
+        <w:rPr>
+          <w:rFonts w:ascii="Times New Roman" w:hAnsi="Times New Roman" w:eastAsia="宋体"/>
+          <w:sz w:val="21"/>
+          <w:szCs w:val="21"/>
+        </w:rPr>
+        <w:t xml:space="preserve">tree.json 里只存了"有几个模块"这个数字，真正的清单在 chapters 里。</w:t>
+      </w:r>
+    </w:p>
+    <w:p>
+      <w:pPr>
+        <w:spacing w:before="0" w:after="0" w:line="300" w:lineRule="auto"/>
+        <w:ind w:firstLine="0"/>
+      </w:pPr>
+      <w:r>
+        <w:rPr>
+          <w:rFonts w:ascii="Times New Roman" w:hAnsi="Times New Roman" w:eastAsia="宋体"/>
+          <w:sz w:val="21"/>
+          <w:szCs w:val="21"/>
+        </w:rPr>
+        <w:t xml:space="preserve">它不报错，表现就是"查链表什么都搜不到"——东西少了但看着一切正常，</w:t>
+      </w:r>
+    </w:p>
+    <w:p>
+      <w:pPr>
+        <w:spacing w:before="0" w:after="0" w:line="300" w:lineRule="auto"/>
+        <w:ind w:firstLine="0"/>
+      </w:pPr>
+      <w:r>
+        <w:rPr>
+          <w:rFonts w:ascii="Times New Roman" w:hAnsi="Times New Roman" w:eastAsia="宋体"/>
+          <w:sz w:val="21"/>
+          <w:szCs w:val="21"/>
+        </w:rPr>
+        <w:t xml:space="preserve">这种最难发现。</w:t>
+      </w:r>
+    </w:p>
+    <w:p>
+      <w:pPr>
+        <w:spacing w:before="0" w:after="0"/>
+      </w:pPr>
+    </w:p>
+    <w:p>
+      <w:pPr>
+        <w:spacing w:before="0" w:after="0" w:line="300" w:lineRule="auto"/>
+        <w:ind w:firstLine="0"/>
+      </w:pPr>
+      <w:r>
+        <w:rPr>
+          <w:rFonts w:ascii="Times New Roman" w:hAnsi="Times New Roman" w:eastAsia="宋体"/>
+          <w:sz w:val="21"/>
+          <w:szCs w:val="21"/>
+        </w:rPr>
+        <w:t xml:space="preserve">这个工具现在比之前好用多了，但还不算灵。不过检索和生成是分开的，</w:t>
       </w:r>
     </w:p>
     <w:p>

--- a/docs/PDR-v2.1.3.docx
+++ b/docs/PDR-v2.1.3.docx
@@ -2667,7 +2667,7 @@
           <w:sz w:val="21"/>
           <w:szCs w:val="21"/>
         </w:rPr>
-        <w:t xml:space="preserve">  另一个是权重没分词的"具体程度"：反排索引把查询切成"快/快速/速/速排/</w:t>
+        <w:t xml:space="preserve">  另一个是权重没分词的"具体程度"：倒排索引把查询切成"快/快速/速/速排/</w:t>
       </w:r>
     </w:p>
     <w:p>
